--- a/Documentos Legales/PYMIA_Privacy_Policy.docx
+++ b/Documentos Legales/PYMIA_Privacy_Policy.docx
@@ -97,7 +97,7 @@
           <w:sz w:val="20"/>
           <w:szCs w:val="20"/>
         </w:rPr>
-        <w:t xml:space="preserve">Versión 1.0 — Bogotá D.C., Colombia — 2025</w:t>
+        <w:t>Versión 1.0 — Bogotá D.C., Colombia — 2026</w:t>
       </w:r>
     </w:p>
     <w:p>
@@ -587,7 +587,7 @@
                 <w:sz w:val="20"/>
                 <w:szCs w:val="20"/>
               </w:rPr>
-              <w:t xml:space="preserve">[privacidad@pymia.co] — [COMPLETAR]</w:t>
+              <w:t>pymia40@gmail.com — [COMPLETAR]</w:t>
             </w:r>
           </w:p>
         </w:tc>
@@ -2097,7 +2097,7 @@
           <w:sz w:val="22"/>
           <w:szCs w:val="22"/>
         </w:rPr>
-        <w:t xml:space="preserve">El titular o su representante podrá ejercer sus derechos mediante solicitud escrita dirigida al correo [privacidad@pymia.co], indicando: (i) nombre completo e identificación; (ii) descripción de la solicitud; (iii) documentos que soporten la calidad de titular o representante. PYMIA responderá en los plazos legales: 10 días hábiles para consultas y 15 días hábiles para reclamos, prorrogables según la ley.</w:t>
+        <w:t>El titular o su representante podrá ejercer sus derechos mediante solicitud escrita dirigida al correo pymia40@gmail.com, indicando: (i) nombre completo e identificación; (ii) descripción de la solicitud; (iii) documentos que soporten la calidad de titular o representante. PYMIA responderá en los plazos legales: 10 días hábiles para consultas y 15 días hábiles para reclamos, prorrogables según la ley.</w:t>
       </w:r>
     </w:p>
     <w:p>
@@ -2800,7 +2800,7 @@
           <w:sz w:val="22"/>
           <w:szCs w:val="22"/>
         </w:rPr>
-        <w:t xml:space="preserve">El titular podrá revocar su autorización en cualquier momento, enviando solicitud al correo [privacidad@pymia.co]. La revocación no tendrá efectos retroactivos y no procederá cuando el tratamiento sea necesario para el cumplimiento de una obligación legal o contractual vigente.</w:t>
+        <w:t>El titular podrá revocar su autorización en cualquier momento, enviando solicitud al correo pymia40@gmail.com. La revocación no tendrá efectos retroactivos y no procederá cuando el tratamiento sea necesario para el cumplimiento de una obligación legal o contractual vigente.</w:t>
       </w:r>
     </w:p>
     <w:p>
@@ -3051,7 +3051,7 @@
           <w:sz w:val="22"/>
           <w:szCs w:val="22"/>
         </w:rPr>
-        <w:t xml:space="preserve">Correo electrónico: [privacidad@pymia.co] — [COMPLETAR]</w:t>
+        <w:t>Correo electrónico: pymia40@gmail.com — [COMPLETAR]</w:t>
       </w:r>
     </w:p>
     <w:p>
